--- a/docassemble/MA209AProtectiveOrder/data/templates/209A_next_steps_for_user.docx
+++ b/docassemble/MA209AProtectiveOrder/data/templates/209A_next_steps_for_user.docx
@@ -2996,7 +2996,7 @@
       <w:outlineLvl w:val="0"/>
     </w:pPr>
     <w:rPr>
-      <w:color w:val="CC3300"/>
+      <w:color w:val="17406D"/>
       <w:sz w:val="48"/>
       <w:szCs w:val="48"/>
     </w:rPr>
@@ -3012,7 +3012,7 @@
       <w:outlineLvl w:val="1"/>
     </w:pPr>
     <w:rPr>
-      <w:color w:val="336699"/>
+      <w:color w:val="17406D"/>
       <w:sz w:val="28"/>
       <w:szCs w:val="28"/>
     </w:rPr>
@@ -3029,7 +3029,7 @@
     </w:pPr>
     <w:rPr>
       <w:b/>
-      <w:color w:val="336699"/>
+      <w:color w:val="17406D"/>
       <w:sz w:val="28"/>
       <w:szCs w:val="28"/>
     </w:rPr>
@@ -3046,6 +3046,7 @@
     </w:pPr>
     <w:rPr>
       <w:b/>
+      <w:color w:val="17406D"/>
     </w:rPr>
   </w:style>
   <w:style w:type="paragraph" w:styleId="Heading5">
@@ -3115,10 +3116,17 @@
       <w:keepNext/>
       <w:keepLines/>
       <w:spacing w:before="480" w:after="120"/>
+      <w:jc w:val="center"/>
+      <w:shd w:val="clear" w:color="auto" w:fill="17406D"/>
+      <w:pBdr>
+        <w:top w:val="single" w:sz="48" w:space="1" w:color="17406D"/>
+        <w:bottom w:val="single" w:sz="48" w:space="1" w:color="17406D"/>
+      </w:pBdr>
     </w:pPr>
     <w:rPr>
       <w:b/>
-      <w:sz w:val="72"/>
+      <w:color w:val="FFFFFF"/>
+      <w:sz w:val="36"/>
       <w:szCs w:val="72"/>
     </w:rPr>
   </w:style>
